--- a/중국어_대화문/10부_docx/10부_06화_선장을_바꾸지_않는다.docx
+++ b/중국어_대화문/10부_docx/10부_06화_선장을_바꾸지_않는다.docx
@@ -53,7 +53,7 @@
         <w:t>聂秋:</w:t>
       </w:r>
       <w:r>
-        <w:t xml:space="preserve"> 总书记，昨天上午九点零二分，创川槐荫街邮政所寄出一封挂号信。今天早上八点二十二分，总书记办公厅收文处签收。寄件人不是写信的人，是梅若兰，九十二岁，回执要求原件回邮。</w:t>
+        <w:t xml:space="preserve"> 总书记，昨天上午九点零二分，长川槐荫街邮政所寄出一封挂号信。今天早上八点二十二分，总书记办公厅收文处签收。寄件人不是写信的人，是梅若兰，九十二岁，回执要求原件回邮。</w:t>
       </w:r>
     </w:p>
     <w:p>
@@ -323,7 +323,7 @@
         <w:t>沈知远:</w:t>
       </w:r>
       <w:r>
-        <w:t xml:space="preserve"> 邵主任，我只问一件事。昨天晚上十点半，创川槐荫街，有人去苏敏门口，说“居家管控”。你知道吗？</w:t>
+        <w:t xml:space="preserve"> 邵主任，我只问一件事。昨天晚上十点半，长川槐荫街，有人去苏敏门口，说“居家管控”。你知道吗？</w:t>
       </w:r>
     </w:p>
     <w:p>
@@ -356,7 +356,7 @@
         <w:t>邵铁军:</w:t>
       </w:r>
       <w:r>
-        <w:t xml:space="preserve"> 总书记，我没有签。国家安全委员会办公室没有给创川下过这个口径。</w:t>
+        <w:t xml:space="preserve"> 总书记，我没有签。国家安全委员会办公室没有给长川下过这个口径。</w:t>
       </w:r>
     </w:p>
     <w:p>
@@ -531,7 +531,7 @@
         <w:t>沈知远:</w:t>
       </w:r>
       <w:r>
-        <w:t xml:space="preserve"> 以总书记办公厅名义，给创川市公安局发一份书面质询：昨晚的措施，依据什么，期限多久，谁批准，家属是否知情。限三日内书面回复，到八月二十九日。</w:t>
+        <w:t xml:space="preserve"> 以总书记办公厅名义，给长川市公安局发一份书面质询：昨晚的措施，依据什么，期限多久，谁批准，家属是否知情。限三日内书面回复，到八月二十九日。</w:t>
       </w:r>
     </w:p>
     <w:p>
@@ -885,7 +885,7 @@
         <w:t>梁佩珍:</w:t>
       </w:r>
       <w:r>
-        <w:t xml:space="preserve"> 一，八月二十五日，公开台账实名意见一条，七日回复期，到九月一日。二，八月二十六日，您让办公厅书面质询创川市公安局，三日内回复，到今天。这一条做得对，我记。三，昨天，《北辰日报》评论员文章，您没有批，没有异议。这一条，我也记。</w:t>
+        <w:t xml:space="preserve"> 一，八月二十五日，公开台账实名意见一条，七日回复期，到九月一日。二，八月二十六日，您让办公厅书面质询长川市公安局，三日内回复，到今天。这一条做得对，我记。三，昨天，《北辰日报》评论员文章，您没有批，没有异议。这一条，我也记。</w:t>
       </w:r>
     </w:p>
     <w:p>
@@ -1123,7 +1123,7 @@
     </w:p>
     <w:p>
       <w:r>
-        <w:t>(九月一日，星期一，上午十点。北楼五层，天阴着，没有开大灯，只亮着桌上一盏台灯。聂秋带来一个白色信封，是创川市公安局的函。他没有马上递过去，而是先站在桌边，把衣领拉了拉。李雨桐把门轻轻带上。)</w:t>
+        <w:t>(九月一日，星期一，上午十点。北楼五层，天阴着，没有开大灯，只亮着桌上一盏台灯。聂秋带来一个白色信封，是长川市公安局的函。他没有马上递过去，而是先站在桌边，把衣领拉了拉。李雨桐把门轻轻带上。)</w:t>
       </w:r>
     </w:p>
     <w:p>
@@ -1134,7 +1134,7 @@
         <w:t>聂秋:</w:t>
       </w:r>
       <w:r>
-        <w:t xml:space="preserve"> 总书记，创川市公安局的书面回复，八月三十一日星期日下午四点十七分到的。逾期两天，说是因为多开了一次会。</w:t>
+        <w:t xml:space="preserve"> 总书记，长川市公安局的书面回复，八月三十一日星期日下午四点十七分到的。逾期两天，说是因为多开了一次会。</w:t>
       </w:r>
     </w:p>
     <w:p>

--- a/중국어_대화문/10부_docx/10부_06화_선장을_바꾸지_않는다.docx
+++ b/중국어_대화문/10부_docx/10부_06화_선장을_바꾸지_않는다.docx
@@ -18,7 +18,7 @@
         <w:t>등장인물:</w:t>
       </w:r>
       <w:r>
-        <w:t xml:space="preserve"> 선즈위안 沈知远(55세, 중앙위원회 총서기) / 녜추 聂秋(68세, 총서기 판공청 주임) / 리위퉁 李雨桐(48세, 총서기 판공실 참모) / 사오톄쥔 邵铁军(67세, 중앙국가안전위원회 판공실 주임) / 청시 程曦(39세, 후계 후보·총서기 판공청 근무) / 량페이전 梁佩珍(68세, 정치국원·독립 감독) / 웨이창펑 魏长风(68세, 정치국원)</w:t>
+        <w:t xml:space="preserve"> 선즈위안 沈知远(55세, 중앙위원회 총서기) / 녜추 聂秋(68세, 총서기 판공청 주임) / 리위퉁 李雨桐(50세, 총서기 판공실 참모) / 사오톄쥔 邵铁军(67세, 중앙국가안전위원회 판공실 주임) / 청시 程曦(41세, 후계 후보·총서기 판공청 근무) / 량페이전 梁佩珍(70세, 정치국원·독립 감독) / 웨이창펑 魏长风(69세, 정치국원)</w:t>
       </w:r>
     </w:p>
     <w:p>
@@ -29,7 +29,7 @@
         <w:t>배경:</w:t>
       </w:r>
       <w:r>
-        <w:t xml:space="preserve"> [선즈위안 쪽 시점] 2042년 8월 26일(화) 아침부터 9월 9일(화) 아침까지. 10부 5화(8월 14일~26일 새벽)와 같은 시간대의 베이징 쪽 이야기로, 8월 25일(월) 오전 9시에 두 길로 나간 쑤민의 공개 서한이 도착하는 아침에서 시작한다. 임기 만료일 2042년 11월 25일까지는 8월 26일 기준 91일, 마지막 장면의 9월 9일 기준 77일이다. 선즈위안은 이 화에서 쑤민과 마주치지 않으며, 그녀의 소식은 문서와 전언으로만 닿는다. 이 화의 새 설정은 다음과 같다. 첫째, 메이뤄란이 자기 이름으로 부친 등기 서한이 8월 26일 오전 8시 22분 총서기 판공청 수문처에서 수령되고, 공개 대장의 실명 의견 K-0825-0001은 '已收悉，待办理'로 자동 표시되며 『台账条例』에 따라 7일 안(9월 1일 24시)에 회신하지 않으면 '逾期未复'가 공개로 뜬다. 둘째, 쑤민의 '居家管控'은 서면이 없고 사오톄쥔은 '제가 서명한 적 없다'고 하며, 『权力的边界』 제3항은 '지정거소'를 다룰 뿐 '집에 머물 것'이라는 문 앞의 말은 조문에 없는 자리여서, 선즈위안이 시 공안국에 서면 질의를 보내도 9월 1일 회신은 '본인 자발적 거주, 강제조치 없음'이다. 셋째, 8월 28일(목) 가상의 중앙급 일간지 《北辰日报》가 '본보 평론원' 명의로 「大船不换船长」을 1면에 싣는데, 총서기 판공청의 사전 심의 없이 나간 글이다. 넷째, 9월 10일(수)의 '전국 방재·금융안정 표창대회' 연설문 제3고에 처음으로 '领袖'(영수)가 네 곳 올라오고, 『台账条例』 제12조는 총서기 문고의 '수정 흔적'(채택·삭제·미개정)을 대장에 올리게 한다. 이 화의 기관·문서·수치·인물은 모두 가상이다.</w:t>
+        <w:t xml:space="preserve"> [선즈위안 쪽 시점] 2042년 8월 26일(화) 아침부터 9월 9일(화) 아침까지. 10부 5화(8월 14일~26일 새벽)와 같은 시간대의 베이징 쪽 이야기로, 8월 25일(월) 오전 9시에 두 길로 나간 쑤민의 공개 서한이 도착하는 아침에서 시작한다. 임기 만료일 2042년 11월 25일까지는 8월 26일 기준 91일, 마지막 장면의 9월 9일 기준 77일이다. 선즈위안은 이 화에서 쑤민과 마주치지 않으며, 그녀의 소식은 문서와 전언으로만 닿는다. 이 화의 새 설정은 다음과 같다. 첫째, 메이뤄란이 자기 이름으로 부친 등기 서한이 8월 26일 오전 8시 22분 총서기 판공청 수문처에서 수령되고, 공개 대장의 실명 의견 K-0825-0001은 '已收悉，待办理'로 자동 표시되며 『台账条例』에 따라 7일 안(9월 1일 24시)에 회신하지 않으면 '逾期未复'가 공개로 뜬다. 둘째, 쑤민의 '居家管控'은 서면이 없고 사오톄쥔은 '제가 서명한 적 없다'고 하며, 『权力的边界』 제3항은 '지정거소'를 다룰 뿐 '집에 머물 것'이라는 문 앞의 말은 조문에 없는 자리여서, 선즈위안이 시 공안국에 서면 질의를 보내도 8월 31일(일) 도착한 회신은 '본인 자발적 거주, 강제조치 없음'이다. 셋째, 8월 28일(목) 가상의 중앙급 일간지 《北辰日报》가 '본보 평론원' 명의로 「大船不换船长」을 1면에 싣는데, 총서기 판공청의 사전 심의 없이 나간 글이다. 넷째, 9월 10일(수)의 '전국 방재·금융안정 표창대회' 연설문 제3고에 처음으로 '领袖'(영수)가 네 곳 올라오고, 『台账条例』 제12조는 총서기 문고의 '수정 흔적'(채택·삭제·미개정)을 대장에 올리게 한다. 이 화의 기관·문서·수치·인물은 모두 가상이다.</w:t>
       </w:r>
     </w:p>
     <w:p>
@@ -53,7 +53,7 @@
         <w:t>聂秋:</w:t>
       </w:r>
       <w:r>
-        <w:t xml:space="preserve"> 总书记，昨天上午九点零二分，长川槐荫街邮政所寄出一封挂号信。今天早上八点二十二分，总书记办公厅收文处签收。寄件人不是写信的人，是梅若兰，九十二岁，回执要求原件回邮。</w:t>
+        <w:t xml:space="preserve"> 总书记，昨天上午九点零二分，长川槐荫街邮政所寄出一封挂号信。今天早上八点二十二分，总书记办公厅收文处签收。寄件人不是写信的人，是梅若兰，九十三岁，回执要求原件回邮。</w:t>
       </w:r>
     </w:p>
     <w:p>
@@ -184,7 +184,7 @@
         <w:t>聂秋:</w:t>
       </w:r>
       <w:r>
-        <w:t xml:space="preserve"> 总书记，还有一件事。李主任，您来说。</w:t>
+        <w:t xml:space="preserve"> 总书记，还有一件事。李同志，您来说。</w:t>
       </w:r>
     </w:p>
     <w:p>
@@ -307,12 +307,12 @@
         <w:pStyle w:val="Heading2"/>
       </w:pPr>
       <w:r>
-        <w:t>장면 2 — 8월 26일(화) 오후 4시, 北楼 二层 小会客室 — 鸡毛</w:t>
+        <w:t>장면 2 — 8월 26일(화) 오후 4시, 北楼 五层 小会客室 — 鸡毛</w:t>
       </w:r>
     </w:p>
     <w:p>
       <w:r>
-        <w:t>(八月二十六日，星期二，下午四点。北楼二层，小会客室，一张圆桌，三把椅子。桌上没有茶，沈知远没让人倒。邵铁军提着黑皮文件夹进来，在客人的位置坐下，把文件夹放在膝上，没有打开。李雨桐坐在靠墙的小凳上记录。)</w:t>
+        <w:t>(八月二十六日，星期二，下午四点。北楼五层，小会客室，一张圆桌，三把椅子。桌上没有茶，沈知远没让人倒。邵铁军提着黑皮文件夹进来，在客人的位置坐下，把文件夹放在膝上，没有打开。李雨桐坐在靠墙的小凳上记录。)</w:t>
       </w:r>
     </w:p>
     <w:p>
@@ -703,7 +703,7 @@
         <w:t>聂秋:</w:t>
       </w:r>
       <w:r>
-        <w:t xml:space="preserve"> 在条例里，不是。（合上报纸）总书记，我在这个位置上四十一年，看过不少这样的文章。有一个词，叫“戴高帽”——先给您戴上，您要是摘，就是不识抬举。您要是不摘，帽子就长在头上了。</w:t>
+        <w:t xml:space="preserve"> 在条例里，不是。（合上报纸）总书记，我在体制里四十一年，看过不少这样的文章。有一个词，叫“戴高帽”——先给您戴上，您要是摘，就是不识抬举。您要是不摘，帽子就长在头上了。</w:t>
       </w:r>
     </w:p>
     <w:p>
@@ -847,12 +847,12 @@
         <w:pStyle w:val="Heading2"/>
       </w:pPr>
       <w:r>
-        <w:t>장면 4 — 8월 29일(금) 오후 3시, 北楼 一层 独立监督办公室 — 私王</w:t>
+        <w:t>장면 4 — 8월 29일(금) 오후 3시, 北楼 二层 独立监督办公室 — 私王</w:t>
       </w:r>
     </w:p>
     <w:p>
       <w:r>
-        <w:t>(八月二十九日，星期五，下午三点。梁佩珍的办公室在一层最里面，窗朝北，一整天晒不到太阳。墙上只有两样东西：《台账条例》的裱框和一张手写的日历，今天的格子旁边，她用铅笔写了一个小小的“八十八”。桌上摊开着几份复印件，边角用回形针别住。)</w:t>
+        <w:t>(八月二十九日，星期五，下午三点。梁佩珍的办公室在二层东头，窗朝北，一整天晒不到太阳。墙上只有两样东西：《台账条例》的裱框和一张手写的日历，今天的格子旁边，她用铅笔写了一个小小的“八十八”。桌上摊开着几份复印件，边角用回形针别住。)</w:t>
       </w:r>
     </w:p>
     <w:p>
@@ -1983,7 +1983,7 @@
         <w:t>沈知远:</w:t>
       </w:r>
       <w:r>
-        <w:t xml:space="preserve"> 李主任，你说，我划掉它，要多久？</w:t>
+        <w:t xml:space="preserve"> 李同志，你说，我划掉它，要多久？</w:t>
       </w:r>
     </w:p>
     <w:p>
@@ -2242,7 +2242,7 @@
         <w:t>程曦:</w:t>
       </w:r>
       <w:r>
-        <w:t xml:space="preserve"> 那就好。（低头翻了翻簿子）我下个星期有三天年假，从九月十二号起。按规定，年假去向不登台账，只登一条“后继人选休假，不涉公务”。</w:t>
+        <w:t xml:space="preserve"> 那就好。（低头翻了翻簿子）我有三天年假，从九月十二号起。按规定，年假去向不登台账，只登一条“后继人选休假，不涉公务”。</w:t>
       </w:r>
     </w:p>
     <w:p>
@@ -2381,7 +2381,7 @@
         <w:t>聂秋:</w:t>
       </w:r>
       <w:r>
-        <w:t xml:space="preserve"> 第三稿上，没有笔迹。您的笔，横在纸上，笔帽没盖，李主任说，她第二天早上进来，笔还在那里。</w:t>
+        <w:t xml:space="preserve"> 第三稿上，没有笔迹。您的笔，横在纸上，笔帽没盖，李同志说，她第二天早上进来，笔还在那里。</w:t>
       </w:r>
     </w:p>
     <w:p>
